--- a/5-人员管理/流程制度规范类文件/050102-人员技能评定管理制度.docx
+++ b/5-人员管理/流程制度规范类文件/050102-人员技能评定管理制度.docx
@@ -3195,16 +3195,6 @@
         <w:overflowPunct/>
         <w:bidi w:val="0"/>
       </w:pPr>
-    </w:p>
-    <w:p>
-      <w:pPr>
-        <w:keepLines w:val="0"/>
-        <w:pageBreakBefore w:val="0"/>
-        <w:widowControl w:val="0"/>
-        <w:wordWrap/>
-        <w:overflowPunct/>
-        <w:bidi w:val="0"/>
-      </w:pPr>
       <w:r>
         <w:br w:type="page"/>
       </w:r>
@@ -3434,8 +3424,6 @@
       <w:r>
         <w:t>组织、监督员工技能评定；</w:t>
       </w:r>
-      <w:bookmarkStart w:id="31" w:name="_GoBack"/>
-      <w:bookmarkEnd w:id="31"/>
     </w:p>
     <w:p>
       <w:pPr>
@@ -6202,6 +6190,8 @@
         <w:t>评定</w:t>
       </w:r>
       <w:bookmarkEnd w:id="21"/>
+      <w:bookmarkStart w:id="31" w:name="_GoBack"/>
+      <w:bookmarkEnd w:id="31"/>
     </w:p>
     <w:p>
       <w:pPr>
@@ -6626,12 +6616,6 @@
             <w:insideH w:val="single" w:color="auto" w:sz="4" w:space="0"/>
             <w:insideV w:val="single" w:color="auto" w:sz="4" w:space="0"/>
           </w:tblBorders>
-          <w:tblCellMar>
-            <w:top w:w="0" w:type="dxa"/>
-            <w:left w:w="108" w:type="dxa"/>
-            <w:bottom w:w="0" w:type="dxa"/>
-            <w:right w:w="108" w:type="dxa"/>
-          </w:tblCellMar>
         </w:tblPrEx>
         <w:trPr>
           <w:jc w:val="center"/>
